--- a/vbhc-vn/skills/vbhc-vn/templates/08-cong-van-noi-bo-phong.docx
+++ b/vbhc-vn/skills/vbhc-vn/templates/08-cong-van-noi-bo-phong.docx
@@ -565,7 +565,7 @@
                 <w:sz w:val="22"/>
                 <w:szCs w:val="22"/>
               </w:rPr>
-              <w:t xml:space="preserve">- Lưu: CN (……).</w:t>
+              <w:t>- Lưu: CN.</w:t>
             </w:r>
             <w:r>
               <w:rPr>
@@ -573,7 +573,6 @@
                 <w:szCs w:val="22"/>
                 <w:vertAlign w:val="subscript"/>
               </w:rPr>
-              <w:t/>
             </w:r>
           </w:p>
         </w:tc>
